--- a/resources/loa-se-mmc-template.docx
+++ b/resources/loa-se-mmc-template.docx
@@ -2,44 +2,182 @@
 <file path=word/document.xml><?xml version="1.0" encoding="utf-8"?>
 <w:document xmlns:wpc="http://schemas.microsoft.com/office/word/2010/wordprocessingCanvas" xmlns:mo="http://schemas.microsoft.com/office/mac/office/2008/main" xmlns:mc="http://schemas.openxmlformats.org/markup-compatibility/2006" xmlns:mv="urn:schemas-microsoft-com:mac:vml" xmlns:o="urn:schemas-microsoft-com:office:office" xmlns:r="http://schemas.openxmlformats.org/officeDocument/2006/relationships" xmlns:m="http://schemas.openxmlformats.org/officeDocument/2006/math" xmlns:v="urn:schemas-microsoft-com:vml" xmlns:wp14="http://schemas.microsoft.com/office/word/2010/wordprocessingDrawing" xmlns:wp="http://schemas.openxmlformats.org/drawingml/2006/wordprocessingDrawing" xmlns:w10="urn:schemas-microsoft-com:office:word" xmlns:w="http://schemas.openxmlformats.org/wordprocessingml/2006/main" xmlns:w14="http://schemas.microsoft.com/office/word/2010/wordml" xmlns:wpg="http://schemas.microsoft.com/office/word/2010/wordprocessingGroup" xmlns:wpi="http://schemas.microsoft.com/office/word/2010/wordprocessingInk" xmlns:wne="http://schemas.microsoft.com/office/word/2006/wordml" xmlns:wps="http://schemas.microsoft.com/office/word/2010/wordprocessingShape" mc:Ignorable="w14 wp14">
   <w:body>
+    <w:tbl>
+      <w:tblPr>
+        <w:tblW w:w="9746" w:type="dxa"/>
+        <w:tblInd w:w="0" w:type="dxa"/>
+        <w:tblLayout w:type="fixed"/>
+        <w:tblLook w:val="04A0" w:firstRow="1" w:lastRow="0" w:firstColumn="1" w:lastColumn="0" w:noHBand="0" w:noVBand="1"/>
+      </w:tblPr>
+      <w:tblGrid>
+        <w:gridCol w:w="9746"/>
+      </w:tblGrid>
+      <w:tr>
+        <w:trPr>
+          <w:trHeight w:val="1185"/>
+        </w:trPr>
+        <w:tc>
+          <w:tcPr>
+            <w:tcW w:w="9746" w:type="dxa"/>
+            <w:tcMar>
+              <w:top w:w="0" w:type="dxa"/>
+              <w:left w:w="0" w:type="dxa"/>
+              <w:bottom w:w="0" w:type="dxa"/>
+              <w:right w:w="0" w:type="dxa"/>
+            </w:tcMar>
+            <w:vAlign w:val="center"/>
+          </w:tcPr>
+          <w:p>
+            <w:pPr>
+              <w:spacing w:before="0" w:after="0" w:line="240" w:lineRule="auto"/>
+              <w:jc w:val="center"/>
+            </w:pPr>
+            <w:r>
+              <w:rPr>
+                <w:noProof/>
+              </w:rPr>
+              <w:drawing>
+                <wp:inline distT="0" distB="0" distL="0" distR="0">
+                  <wp:extent cx="6188710" cy="736600"/>
+                  <wp:effectExtent l="0" t="0" r="0" b="0"/>
+                  <wp:docPr id="1" name="Picture 1"/>
+                  <wp:cNvGraphicFramePr>
+                    <a:graphicFrameLocks xmlns:a="http://schemas.openxmlformats.org/drawingml/2006/main" noChangeAspect="1"/>
+                  </wp:cNvGraphicFramePr>
+                  <a:graphic xmlns:a="http://schemas.openxmlformats.org/drawingml/2006/main">
+                    <a:graphicData uri="http://schemas.openxmlformats.org/drawingml/2006/picture">
+                      <pic:pic xmlns:pic="http://schemas.openxmlformats.org/drawingml/2006/picture">
+                        <pic:nvPicPr>
+                          <pic:cNvPr id="0" name="MMCNewLogo.png"/>
+                          <pic:cNvPicPr/>
+                        </pic:nvPicPr>
+                        <pic:blipFill>
+                          <a:blip r:embed="rIdMmc4"/>
+                          <a:stretch>
+                            <a:fillRect/>
+                          </a:stretch>
+                        </pic:blipFill>
+                        <pic:spPr>
+                          <a:xfrm>
+                            <a:off x="0" y="0"/>
+                            <a:ext cx="6188710" cy="736600"/>
+                          </a:xfrm>
+                          <a:prstGeom prst="rect">
+                            <a:avLst/>
+                          </a:prstGeom>
+                        </pic:spPr>
+                      </pic:pic>
+                    </a:graphicData>
+                  </a:graphic>
+                </wp:inline>
+              </w:drawing>
+            </w:r>
+          </w:p>
+        </w:tc>
+      </w:tr>
+    </w:tbl>
     <w:p>
       <w:pPr>
-        <w:spacing w:before="0" w:after="0" w:line="240" w:lineRule="auto"/>
+        <w:spacing w:after="0"/>
+      </w:pPr>
+    </w:p>
+    <w:p>
+      <w:pPr>
+        <w:pStyle w:val="Normal"/>
         <w:jc w:val="center"/>
+        <w:rPr>
+          <w:b/>
+          <w:sz w:val="20"/>
+          <w:szCs w:val="20"/>
+        </w:rPr>
       </w:pPr>
       <w:r>
         <w:rPr>
           <w:b/>
-          <w:i w:val="0"/>
-          <w:sz w:val="28"/>
-          <w:u w:val="none"/>
-          <w:rFonts w:ascii="Times New Roman" w:hAnsi="Times New Roman" w:cs="Times New Roman"/>
+          <w:sz w:val="20"/>
+          <w:szCs w:val="20"/>
         </w:rPr>
-        <w:t>{{Corp Full Caps}}</w:t>
+        <w:t>Office of the Superintending Engineer(M), {{Zone}} Zone, {{Corporation}}.</w:t>
       </w:r>
     </w:p>
     <w:p>
       <w:pPr>
-        <w:spacing w:before="0" w:after="0" w:line="240" w:lineRule="auto"/>
-        <w:jc w:val="right"/>
+        <w:spacing w:after="0" w:before="0"/>
       </w:pPr>
       <w:r>
         <w:rPr>
-          <w:b/>
-          <w:i w:val="0"/>
-          <w:sz w:val="19"/>
-          <w:u w:val="none"/>
-          <w:rFonts w:ascii="Times New Roman" w:hAnsi="Times New Roman" w:cs="Times New Roman"/>
+          <w:rFonts w:ascii="Times New Roman" w:hAnsi="Times New Roman"/>
+          <w:sz w:val="22"/>
         </w:rPr>
-        <w:t>Office of the Superintending Engineer(M), {{Zone}} Zone, {{Corporation}}</w:t>
       </w:r>
     </w:p>
+    <w:tbl>
+      <w:tblPr>
+        <w:tblW w:type="auto" w:w="0"/>
+        <w:tblLayout w:type="fixed"/>
+        <w:tblLook w:firstColumn="1" w:firstRow="1" w:lastColumn="0" w:lastRow="0" w:noHBand="0" w:noVBand="1" w:val="04A0"/>
+        <w:tblBorders>
+          <w:top w:val="none" w:sz="0" w:space="0" w:color="auto"/>
+          <w:left w:val="none" w:sz="0" w:space="0" w:color="auto"/>
+          <w:bottom w:val="single" w:sz="6" w:space="0" w:color="000000"/>
+          <w:right w:val="none" w:sz="0" w:space="0" w:color="auto"/>
+          <w:insideH w:val="none" w:sz="0" w:space="0" w:color="auto"/>
+          <w:insideV w:val="none" w:sz="0" w:space="0" w:color="auto"/>
+        </w:tblBorders>
+        <w:tblCellMar>
+          <w:top w:w="0" w:type="dxa"/>
+          <w:left w:w="0" w:type="dxa"/>
+          <w:bottom w:w="0" w:type="dxa"/>
+          <w:right w:w="0" w:type="dxa"/>
+        </w:tblCellMar>
+      </w:tblPr>
+      <w:tblGrid>
+        <w:gridCol w:w="7200"/>
+        <w:gridCol w:w="2592"/>
+      </w:tblGrid>
+      <w:tr>
+        <w:tc>
+          <w:tcPr>
+            <w:tcW w:type="dxa" w:w="7200"/>
+          </w:tcPr>
+          <w:p>
+            <w:pPr>
+              <w:spacing w:after="0" w:before="0"/>
+            </w:pPr>
+            <w:r>
+              <w:rPr>
+                <w:rFonts w:ascii="Times New Roman" w:hAnsi="Times New Roman"/>
+                <w:b/>
+                <w:sz w:val="22"/>
+              </w:rPr>
+              <w:t>Intimation Lr.No.    {{Intimation Lr No}}</w:t>
+            </w:r>
+          </w:p>
+        </w:tc>
+        <w:tc>
+          <w:tcPr>
+            <w:tcW w:type="dxa" w:w="2592"/>
+          </w:tcPr>
+          <w:p>
+            <w:pPr>
+              <w:spacing w:after="0" w:before="0"/>
+              <w:jc w:val="right"/>
+            </w:pPr>
+            <w:r>
+              <w:rPr>
+                <w:rFonts w:ascii="Times New Roman" w:hAnsi="Times New Roman"/>
+                <w:b/>
+                <w:sz w:val="22"/>
+              </w:rPr>
+              <w:t>Dt:  {{LOA Date}}</w:t>
+            </w:r>
+          </w:p>
+        </w:tc>
+      </w:tr>
+    </w:tbl>
     <w:p>
       <w:pPr>
-        <w:spacing w:after="20" w:before="20"/>
-        <w:pBdr>
-          <w:bottom w:val="dotted" w:sz="12" w:space="1" w:color="000000"/>
-        </w:pBdr>
+        <w:spacing w:after="0"/>
       </w:pPr>
     </w:p>
     <w:p>
@@ -113,70 +251,6 @@
         <w:t>Ph: {{agency phone number}}</w:t>
       </w:r>
     </w:p>
-    <w:tbl>
-      <w:tblPr>
-        <w:tblW w:type="auto" w:w="0"/>
-        <w:tblLayout w:type="fixed"/>
-        <w:tblLook w:firstColumn="1" w:firstRow="1" w:lastColumn="0" w:lastRow="0" w:noHBand="0" w:noVBand="1" w:val="04A0"/>
-        <w:tblBorders>
-          <w:top w:val="none" w:sz="0" w:space="0" w:color="auto"/>
-          <w:left w:val="none" w:sz="0" w:space="0" w:color="auto"/>
-          <w:bottom w:val="none" w:sz="0" w:space="0" w:color="auto"/>
-          <w:right w:val="none" w:sz="0" w:space="0" w:color="auto"/>
-          <w:insideH w:val="none" w:sz="0" w:space="0" w:color="auto"/>
-          <w:insideV w:val="none" w:sz="0" w:space="0" w:color="auto"/>
-        </w:tblBorders>
-        <w:tblCellMar>
-          <w:top w:w="0" w:type="dxa"/>
-          <w:left w:w="0" w:type="dxa"/>
-          <w:bottom w:w="0" w:type="dxa"/>
-          <w:right w:w="0" w:type="dxa"/>
-        </w:tblCellMar>
-      </w:tblPr>
-      <w:tblGrid>
-        <w:gridCol w:w="7200"/>
-        <w:gridCol w:w="2592"/>
-      </w:tblGrid>
-      <w:tr>
-        <w:tc>
-          <w:tcPr>
-            <w:tcW w:type="dxa" w:w="7200"/>
-          </w:tcPr>
-          <w:p>
-            <w:pPr>
-              <w:spacing w:after="0" w:before="0"/>
-            </w:pPr>
-            <w:r>
-              <w:rPr>
-                <w:rFonts w:ascii="Times New Roman" w:hAnsi="Times New Roman"/>
-                <w:b/>
-                <w:sz w:val="22"/>
-              </w:rPr>
-              <w:t>Intimation Lr.No.    {{Item No}}/SE(M)/{{Zone Abbr}} ZONE/{{Corporation}}/{{Financial year}}</w:t>
-            </w:r>
-          </w:p>
-        </w:tc>
-        <w:tc>
-          <w:tcPr>
-            <w:tcW w:type="dxa" w:w="2592"/>
-          </w:tcPr>
-          <w:p>
-            <w:pPr>
-              <w:spacing w:after="0" w:before="0"/>
-              <w:jc w:val="right"/>
-            </w:pPr>
-            <w:r>
-              <w:rPr>
-                <w:rFonts w:ascii="Times New Roman" w:hAnsi="Times New Roman"/>
-                <w:b/>
-                <w:sz w:val="22"/>
-              </w:rPr>
-              <w:t>DT.  {{LOA Date}}</w:t>
-            </w:r>
-          </w:p>
-        </w:tc>
-      </w:tr>
-    </w:tbl>
     <w:p>
       <w:pPr>
         <w:spacing w:before="0" w:after="60" w:line="240" w:lineRule="auto"/>
@@ -1360,15 +1434,112 @@
       </w:tr>
     </w:tbl>
     <w:p>
-      <w:r>
-        <w:t>The Superintending Engineer (QCC), {{Corporation}} for inspection and necessary action.</w:t>
-      </w:r>
+      <w:pPr>
+        <w:spacing w:after="0" w:before="0"/>
+      </w:pPr>
     </w:p>
-    <w:p>
-      <w:r>
-        <w:t>The Executive Engineer (QCC), {{Corporation}} for inspection and necessary action.</w:t>
-      </w:r>
-    </w:p>
+    <w:tbl>
+      <w:tblPr>
+        <w:tblW w:type="auto" w:w="0"/>
+        <w:tblLayout w:type="fixed"/>
+        <w:tblLook w:firstColumn="1" w:firstRow="1" w:lastColumn="0" w:lastRow="0" w:noHBand="0" w:noVBand="1" w:val="04A0"/>
+        <w:tblBorders>
+          <w:top w:val="none" w:sz="0" w:space="0" w:color="auto"/>
+          <w:left w:val="none" w:sz="0" w:space="0" w:color="auto"/>
+          <w:bottom w:val="none" w:sz="0" w:space="0" w:color="auto"/>
+          <w:right w:val="none" w:sz="0" w:space="0" w:color="auto"/>
+          <w:insideH w:val="none" w:sz="0" w:space="0" w:color="auto"/>
+          <w:insideV w:val="none" w:sz="0" w:space="0" w:color="auto"/>
+        </w:tblBorders>
+        <w:tblCellMar>
+          <w:top w:w="0" w:type="dxa"/>
+          <w:left w:w="0" w:type="dxa"/>
+          <w:bottom w:w="0" w:type="dxa"/>
+          <w:right w:w="0" w:type="dxa"/>
+        </w:tblCellMar>
+      </w:tblPr>
+      <w:tblGrid>
+        <w:gridCol w:w="648"/>
+        <w:gridCol w:w="9144"/>
+      </w:tblGrid>
+      <w:tr>
+        <w:tc>
+          <w:tcPr>
+            <w:tcW w:type="dxa" w:w="648"/>
+          </w:tcPr>
+          <w:p>
+            <w:pPr>
+              <w:spacing w:after="0" w:before="0"/>
+            </w:pPr>
+            <w:r>
+              <w:rPr>
+                <w:rFonts w:ascii="Times New Roman" w:hAnsi="Times New Roman"/>
+                <w:b w:val="0"/>
+                <w:sz w:val="22"/>
+              </w:rPr>
+              <w:t>2)</w:t>
+            </w:r>
+          </w:p>
+        </w:tc>
+        <w:tc>
+          <w:tcPr>
+            <w:tcW w:type="dxa" w:w="9144"/>
+          </w:tcPr>
+          <w:p>
+            <w:pPr>
+              <w:spacing w:after="0" w:before="0"/>
+            </w:pPr>
+            <w:r>
+              <w:rPr>
+                <w:rFonts w:ascii="Times New Roman" w:hAnsi="Times New Roman"/>
+                <w:b w:val="0"/>
+                <w:sz w:val="22"/>
+              </w:rPr>
+              <w:t>The Superintending Engineer (QCC), {{Corporation}} for inspection and necessary action.</w:t>
+            </w:r>
+          </w:p>
+        </w:tc>
+      </w:tr>
+      <w:tr>
+        <w:tc>
+          <w:tcPr>
+            <w:tcW w:type="dxa" w:w="648"/>
+          </w:tcPr>
+          <w:p>
+            <w:pPr>
+              <w:spacing w:after="0" w:before="0"/>
+            </w:pPr>
+            <w:r>
+              <w:rPr>
+                <w:rFonts w:ascii="Times New Roman" w:hAnsi="Times New Roman"/>
+                <w:b w:val="0"/>
+                <w:sz w:val="22"/>
+              </w:rPr>
+              <w:t>3)</w:t>
+            </w:r>
+          </w:p>
+        </w:tc>
+        <w:tc>
+          <w:tcPr>
+            <w:tcW w:type="dxa" w:w="9144"/>
+          </w:tcPr>
+          <w:p>
+            <w:pPr>
+              <w:spacing w:after="0" w:before="0"/>
+            </w:pPr>
+            <w:r>
+              <w:rPr>
+                <w:rFonts w:ascii="Times New Roman" w:hAnsi="Times New Roman"/>
+                <w:b w:val="0"/>
+                <w:sz w:val="22"/>
+              </w:rPr>
+              <w:t>The Executive Engineer (QCC), {{Corporation}} for inspection and necessary action.</w:t>
+            </w:r>
+          </w:p>
+        </w:tc>
+      </w:tr>
+    </w:tbl>
+    <w:p/>
     <w:sectPr>
       <w:pgSz w:w="12240" w:h="20160"/>
       <w:pgMar w:top="648" w:right="1224" w:bottom="648" w:left="1224" w:header="720" w:footer="720" w:gutter="0"/>
